--- a/实验二_软件架构设计与微服务拆分/D2-4_C4架构图集/README.docx
+++ b/实验二_软件架构设计与微服务拆分/D2-4_C4架构图集/README.docx
@@ -4,7 +4,7 @@
   <w:body>
     <w:p>
       <w:pPr>
-        <w:spacing w:before="800" w:after="160"/>
+        <w:spacing w:before="800" w:after="60" w:line="269" w:lineRule="auto"/>
         <w:jc w:val="center"/>
       </w:pPr>
       <w:r>
@@ -19,7 +19,7 @@
     </w:p>
     <w:p>
       <w:pPr>
-        <w:spacing w:after="80"/>
+        <w:spacing w:after="60" w:line="269" w:lineRule="auto"/>
         <w:jc w:val="center"/>
       </w:pPr>
       <w:r>
@@ -34,7 +34,7 @@
     </w:p>
     <w:p>
       <w:pPr>
-        <w:spacing w:after="80"/>
+        <w:spacing w:after="60" w:line="269" w:lineRule="auto"/>
         <w:jc w:val="center"/>
       </w:pPr>
       <w:r>
@@ -49,13 +49,13 @@
     </w:p>
     <w:p>
       <w:pPr>
-        <w:spacing w:after="80"/>
+        <w:spacing w:after="60" w:line="269" w:lineRule="auto"/>
         <w:jc w:val="center"/>
       </w:pPr>
       <w:r>
         <w:rPr>
           <w:rFonts w:ascii="Microsoft YaHei" w:hAnsi="Microsoft YaHei" w:eastAsia="Microsoft YaHei"/>
-          <w:b w:val="0"/>
+          <w:b/>
           <w:color w:val="777777"/>
           <w:sz w:val="28"/>
         </w:rPr>
@@ -64,7 +64,7 @@
     </w:p>
     <w:p>
       <w:pPr>
-        <w:spacing w:after="160"/>
+        <w:spacing w:after="60" w:line="269" w:lineRule="auto"/>
         <w:jc w:val="center"/>
       </w:pPr>
       <w:r>
@@ -77,7 +77,11 @@
         <w:t>—— 案例：NekoCafé 猫咪主题餐饮预约平台 ——</w:t>
       </w:r>
     </w:p>
-    <w:p/>
+    <w:p>
+      <w:pPr>
+        <w:spacing w:after="60" w:line="269" w:lineRule="auto"/>
+      </w:pPr>
+    </w:p>
     <w:tbl>
       <w:tblPr>
         <w:tblW w:type="auto" w:w="0"/>
@@ -92,7 +96,7 @@
         <w:tc>
           <w:tcPr>
             <w:tcW w:type="dxa" w:w="1984"/>
-            <w:shd w:val="clear" w:color="auto" w:fill="EAF4EC"/>
+            <w:shd w:val="clear" w:color="auto" w:fill="EAF6EF"/>
             <w:tcBorders>
               <w:top w:val="single" w:sz="4" w:space="0" w:color="B8D8C2"/>
               <w:left w:val="single" w:sz="4" w:space="0" w:color="B8D8C2"/>
@@ -103,7 +107,7 @@
           </w:tcPr>
           <w:p>
             <w:pPr>
-              <w:spacing w:after="40"/>
+              <w:spacing w:after="20" w:line="259" w:lineRule="auto"/>
               <w:jc w:val="center"/>
             </w:pPr>
             <w:r>
@@ -120,7 +124,7 @@
         <w:tc>
           <w:tcPr>
             <w:tcW w:type="dxa" w:w="7087"/>
-            <w:shd w:val="clear" w:color="auto" w:fill="FFFFFF"/>
+            <w:shd w:val="clear" w:color="auto" w:fill="EAF6EF"/>
             <w:tcBorders>
               <w:top w:val="single" w:sz="4" w:space="0" w:color="D0D7D0"/>
               <w:left w:val="single" w:sz="4" w:space="0" w:color="D0D7D0"/>
@@ -131,12 +135,12 @@
           </w:tcPr>
           <w:p>
             <w:pPr>
-              <w:spacing w:after="40"/>
+              <w:spacing w:after="20" w:line="259" w:lineRule="auto"/>
             </w:pPr>
             <w:r>
               <w:rPr>
                 <w:rFonts w:ascii="Microsoft YaHei" w:hAnsi="Microsoft YaHei" w:eastAsia="Microsoft YaHei"/>
-                <w:b w:val="0"/>
+                <w:b/>
                 <w:color w:val="2B2B2B"/>
                 <w:sz w:val="21"/>
               </w:rPr>
@@ -149,7 +153,7 @@
         <w:tc>
           <w:tcPr>
             <w:tcW w:type="dxa" w:w="1984"/>
-            <w:shd w:val="clear" w:color="auto" w:fill="EAF4EC"/>
+            <w:shd w:val="clear" w:color="auto" w:fill="F3FAF6"/>
             <w:tcBorders>
               <w:top w:val="single" w:sz="4" w:space="0" w:color="B8D8C2"/>
               <w:left w:val="single" w:sz="4" w:space="0" w:color="B8D8C2"/>
@@ -160,7 +164,7 @@
           </w:tcPr>
           <w:p>
             <w:pPr>
-              <w:spacing w:after="40"/>
+              <w:spacing w:after="20" w:line="259" w:lineRule="auto"/>
               <w:jc w:val="center"/>
             </w:pPr>
             <w:r>
@@ -188,7 +192,7 @@
           </w:tcPr>
           <w:p>
             <w:pPr>
-              <w:spacing w:after="40"/>
+              <w:spacing w:after="20" w:line="259" w:lineRule="auto"/>
             </w:pPr>
             <w:r>
               <w:rPr>
@@ -206,7 +210,7 @@
         <w:tc>
           <w:tcPr>
             <w:tcW w:type="dxa" w:w="1984"/>
-            <w:shd w:val="clear" w:color="auto" w:fill="EAF4EC"/>
+            <w:shd w:val="clear" w:color="auto" w:fill="F3FAF6"/>
             <w:tcBorders>
               <w:top w:val="single" w:sz="4" w:space="0" w:color="B8D8C2"/>
               <w:left w:val="single" w:sz="4" w:space="0" w:color="B8D8C2"/>
@@ -217,7 +221,7 @@
           </w:tcPr>
           <w:p>
             <w:pPr>
-              <w:spacing w:after="40"/>
+              <w:spacing w:after="20" w:line="259" w:lineRule="auto"/>
               <w:jc w:val="center"/>
             </w:pPr>
             <w:r>
@@ -245,7 +249,7 @@
           </w:tcPr>
           <w:p>
             <w:pPr>
-              <w:spacing w:after="40"/>
+              <w:spacing w:after="20" w:line="259" w:lineRule="auto"/>
             </w:pPr>
             <w:r>
               <w:rPr>
@@ -263,7 +267,7 @@
         <w:tc>
           <w:tcPr>
             <w:tcW w:type="dxa" w:w="1984"/>
-            <w:shd w:val="clear" w:color="auto" w:fill="EAF4EC"/>
+            <w:shd w:val="clear" w:color="auto" w:fill="F3FAF6"/>
             <w:tcBorders>
               <w:top w:val="single" w:sz="4" w:space="0" w:color="B8D8C2"/>
               <w:left w:val="single" w:sz="4" w:space="0" w:color="B8D8C2"/>
@@ -274,7 +278,7 @@
           </w:tcPr>
           <w:p>
             <w:pPr>
-              <w:spacing w:after="40"/>
+              <w:spacing w:after="20" w:line="259" w:lineRule="auto"/>
               <w:jc w:val="center"/>
             </w:pPr>
             <w:r>
@@ -302,7 +306,7 @@
           </w:tcPr>
           <w:p>
             <w:pPr>
-              <w:spacing w:after="40"/>
+              <w:spacing w:after="20" w:line="259" w:lineRule="auto"/>
             </w:pPr>
             <w:r>
               <w:rPr>
@@ -317,16 +321,27 @@
         </w:tc>
       </w:tr>
     </w:tbl>
-    <w:p/>
     <w:p>
+      <w:pPr>
+        <w:spacing w:after="60" w:line="269" w:lineRule="auto"/>
+      </w:pPr>
+    </w:p>
+    <w:p>
+      <w:pPr>
+        <w:spacing w:after="60" w:line="269" w:lineRule="auto"/>
+      </w:pPr>
       <w:r>
+        <w:rPr>
+          <w:rFonts w:ascii="Microsoft YaHei" w:hAnsi="Microsoft YaHei" w:eastAsia="Microsoft YaHei"/>
+          <w:sz w:val="21"/>
+        </w:rPr>
         <w:br w:type="page"/>
       </w:r>
     </w:p>
     <w:p>
       <w:pPr>
         <w:keepNext/>
-        <w:spacing w:before="280" w:after="120"/>
+        <w:spacing w:before="280" w:after="60" w:line="269" w:lineRule="auto"/>
         <w:pBdr>
           <w:bottom w:val="single" w:sz="8" w:space="4" w:color="1A7A3D"/>
         </w:pBdr>
@@ -343,24 +358,22 @@
     </w:p>
     <w:p>
       <w:pPr>
-        <w:spacing w:after="80" w:before="0" w:line="336" w:lineRule="auto"/>
+        <w:spacing w:after="60" w:before="0" w:line="269" w:lineRule="auto"/>
         <w:ind w:firstLine="340"/>
         <w:jc w:val="left"/>
       </w:pPr>
       <w:r>
         <w:rPr>
           <w:rFonts w:ascii="Microsoft YaHei" w:hAnsi="Microsoft YaHei" w:eastAsia="Microsoft YaHei"/>
-          <w:b w:val="0"/>
-          <w:color w:val="2B2B2B"/>
           <w:sz w:val="21"/>
         </w:rPr>
-        <w:t>存放 C4 模型四层视图的源文件 (.puml) 与导出图。每张图均须可独立讲解。</w:t>
+        <w:t>存放 C4 模型多层视图的源文件、导出 PNG/SVG 与图谱说明。图集用于回答“谁使用系统、系统由哪些容器组成、核心服务如何协作、关键代码对象如何落地”。</w:t>
       </w:r>
     </w:p>
     <w:p>
       <w:pPr>
         <w:keepNext/>
-        <w:spacing w:before="280" w:after="120"/>
+        <w:spacing w:before="280" w:after="60" w:line="269" w:lineRule="auto"/>
         <w:pBdr>
           <w:bottom w:val="single" w:sz="8" w:space="4" w:color="1A7A3D"/>
         </w:pBdr>
@@ -377,197 +390,777 @@
     </w:p>
     <w:tbl>
       <w:tblPr>
+        <w:tblStyle w:val="TableGrid"/>
         <w:tblW w:type="auto" w:w="0"/>
         <w:jc w:val="center"/>
         <w:tblLook w:firstColumn="1" w:firstRow="1" w:lastColumn="0" w:lastRow="0" w:noHBand="0" w:noVBand="1" w:val="04A0"/>
       </w:tblPr>
       <w:tblGrid>
-        <w:gridCol w:w="9746"/>
+        <w:gridCol w:w="2436"/>
+        <w:gridCol w:w="2436"/>
+        <w:gridCol w:w="2436"/>
+        <w:gridCol w:w="2436"/>
       </w:tblGrid>
       <w:tr>
         <w:tc>
           <w:tcPr>
-            <w:tcW w:type="dxa" w:w="9746"/>
-            <w:shd w:val="clear" w:color="auto" w:fill="2B2B2B"/>
-            <w:tcBorders>
-              <w:top w:val="single" w:sz="4" w:space="0" w:color="2B2B2B"/>
-              <w:left w:val="single" w:sz="4" w:space="0" w:color="2B2B2B"/>
-              <w:bottom w:val="single" w:sz="4" w:space="0" w:color="2B2B2B"/>
-              <w:right w:val="single" w:sz="4" w:space="0" w:color="2B2B2B"/>
-            </w:tcBorders>
+            <w:tcW w:type="dxa" w:w="2436"/>
+            <w:vAlign w:val="center"/>
+            <w:shd w:fill="EAF6EF"/>
           </w:tcPr>
           <w:p>
             <w:pPr>
-              <w:spacing w:after="0" w:line="288" w:lineRule="auto"/>
+              <w:spacing w:line="259" w:lineRule="auto" w:after="20"/>
+              <w:jc w:val="left"/>
             </w:pPr>
             <w:r>
               <w:rPr>
-                <w:rFonts w:ascii="Consolas" w:hAnsi="Consolas" w:eastAsia="Consolas"/>
-                <w:b w:val="0"/>
-                <w:color w:val="F0F0F0"/>
-                <w:sz w:val="19"/>
+                <w:rFonts w:ascii="Microsoft YaHei" w:hAnsi="Microsoft YaHei" w:eastAsia="Microsoft YaHei"/>
+                <w:sz w:val="18"/>
               </w:rPr>
-              <w:t>C4/</w:t>
+            </w:r>
+            <w:r>
+              <w:rPr>
+                <w:rFonts w:ascii="Microsoft YaHei" w:hAnsi="Microsoft YaHei" w:eastAsia="Microsoft YaHei"/>
+                <w:b/>
+                <w:color w:val="096841"/>
+                <w:sz w:val="18"/>
+              </w:rPr>
+              <w:t>文件</w:t>
             </w:r>
           </w:p>
+        </w:tc>
+        <w:tc>
+          <w:tcPr>
+            <w:tcW w:type="dxa" w:w="2436"/>
+            <w:vAlign w:val="center"/>
+            <w:shd w:fill="EAF6EF"/>
+          </w:tcPr>
           <w:p>
             <w:pPr>
-              <w:spacing w:after="0" w:line="288" w:lineRule="auto"/>
+              <w:spacing w:line="259" w:lineRule="auto" w:after="20"/>
+              <w:jc w:val="left"/>
             </w:pPr>
             <w:r>
               <w:rPr>
-                <w:rFonts w:ascii="Consolas" w:hAnsi="Consolas" w:eastAsia="Consolas"/>
-                <w:b w:val="0"/>
-                <w:color w:val="F0F0F0"/>
-                <w:sz w:val="19"/>
+                <w:rFonts w:ascii="Microsoft YaHei" w:hAnsi="Microsoft YaHei" w:eastAsia="Microsoft YaHei"/>
+                <w:sz w:val="18"/>
               </w:rPr>
-              <w:t>├── L1_System_Context.puml</w:t>
+            </w:r>
+            <w:r>
+              <w:rPr>
+                <w:rFonts w:ascii="Microsoft YaHei" w:hAnsi="Microsoft YaHei" w:eastAsia="Microsoft YaHei"/>
+                <w:b/>
+                <w:color w:val="096841"/>
+                <w:sz w:val="18"/>
+              </w:rPr>
+              <w:t>类型</w:t>
             </w:r>
           </w:p>
+        </w:tc>
+        <w:tc>
+          <w:tcPr>
+            <w:tcW w:type="dxa" w:w="2436"/>
+            <w:vAlign w:val="center"/>
+            <w:shd w:fill="EAF6EF"/>
+          </w:tcPr>
           <w:p>
             <w:pPr>
-              <w:spacing w:after="0" w:line="288" w:lineRule="auto"/>
+              <w:spacing w:line="259" w:lineRule="auto" w:after="20"/>
+              <w:jc w:val="left"/>
             </w:pPr>
             <w:r>
               <w:rPr>
-                <w:rFonts w:ascii="Consolas" w:hAnsi="Consolas" w:eastAsia="Consolas"/>
-                <w:b w:val="0"/>
-                <w:color w:val="F0F0F0"/>
-                <w:sz w:val="19"/>
+                <w:rFonts w:ascii="Microsoft YaHei" w:hAnsi="Microsoft YaHei" w:eastAsia="Microsoft YaHei"/>
+                <w:sz w:val="18"/>
               </w:rPr>
-              <w:t>├── L2_Container.puml</w:t>
+            </w:r>
+            <w:r>
+              <w:rPr>
+                <w:rFonts w:ascii="Microsoft YaHei" w:hAnsi="Microsoft YaHei" w:eastAsia="Microsoft YaHei"/>
+                <w:b/>
+                <w:color w:val="096841"/>
+                <w:sz w:val="18"/>
+              </w:rPr>
+              <w:t>说明</w:t>
             </w:r>
           </w:p>
+        </w:tc>
+        <w:tc>
+          <w:tcPr>
+            <w:tcW w:type="dxa" w:w="2436"/>
+            <w:vAlign w:val="center"/>
+            <w:shd w:fill="EAF6EF"/>
+          </w:tcPr>
           <w:p>
             <w:pPr>
-              <w:spacing w:after="0" w:line="288" w:lineRule="auto"/>
+              <w:spacing w:line="259" w:lineRule="auto" w:after="20"/>
+              <w:jc w:val="left"/>
             </w:pPr>
             <w:r>
               <w:rPr>
-                <w:rFonts w:ascii="Consolas" w:hAnsi="Consolas" w:eastAsia="Consolas"/>
-                <w:b w:val="0"/>
-                <w:color w:val="F0F0F0"/>
-                <w:sz w:val="19"/>
+                <w:rFonts w:ascii="Microsoft YaHei" w:hAnsi="Microsoft YaHei" w:eastAsia="Microsoft YaHei"/>
+                <w:sz w:val="18"/>
               </w:rPr>
-              <w:t>├── L3_Component_Reservation.puml</w:t>
+            </w:r>
+            <w:r>
+              <w:rPr>
+                <w:rFonts w:ascii="Microsoft YaHei" w:hAnsi="Microsoft YaHei" w:eastAsia="Microsoft YaHei"/>
+                <w:b/>
+                <w:color w:val="096841"/>
+                <w:sz w:val="18"/>
+              </w:rPr>
+              <w:t>验收点</w:t>
             </w:r>
           </w:p>
+        </w:tc>
+      </w:tr>
+      <w:tr>
+        <w:tc>
+          <w:tcPr>
+            <w:tcW w:type="dxa" w:w="2436"/>
+            <w:vAlign w:val="center"/>
+          </w:tcPr>
           <w:p>
             <w:pPr>
-              <w:spacing w:after="0" w:line="288" w:lineRule="auto"/>
+              <w:spacing w:line="259" w:lineRule="auto" w:after="20"/>
+              <w:jc w:val="left"/>
             </w:pPr>
             <w:r>
               <w:rPr>
-                <w:rFonts w:ascii="Consolas" w:hAnsi="Consolas" w:eastAsia="Consolas"/>
+                <w:rFonts w:ascii="Microsoft YaHei" w:hAnsi="Microsoft YaHei" w:eastAsia="Microsoft YaHei"/>
+                <w:sz w:val="18"/>
+              </w:rPr>
+            </w:r>
+            <w:r>
+              <w:rPr>
+                <w:rFonts w:ascii="Microsoft YaHei" w:hAnsi="Microsoft YaHei" w:eastAsia="Microsoft YaHei"/>
                 <w:b w:val="0"/>
-                <w:color w:val="F0F0F0"/>
-                <w:sz w:val="19"/>
+                <w:sz w:val="18"/>
               </w:rPr>
-              <w:t>├── L3_Component_Member.puml</w:t>
+              <w:t>L1_System_Context.puml / .png / .svg</w:t>
             </w:r>
           </w:p>
+        </w:tc>
+        <w:tc>
+          <w:tcPr>
+            <w:tcW w:type="dxa" w:w="2436"/>
+            <w:vAlign w:val="center"/>
+          </w:tcPr>
           <w:p>
             <w:pPr>
-              <w:spacing w:after="0" w:line="288" w:lineRule="auto"/>
+              <w:spacing w:line="259" w:lineRule="auto" w:after="20"/>
+              <w:jc w:val="left"/>
             </w:pPr>
             <w:r>
               <w:rPr>
-                <w:rFonts w:ascii="Consolas" w:hAnsi="Consolas" w:eastAsia="Consolas"/>
+                <w:rFonts w:ascii="Microsoft YaHei" w:hAnsi="Microsoft YaHei" w:eastAsia="Microsoft YaHei"/>
+                <w:sz w:val="18"/>
+              </w:rPr>
+            </w:r>
+            <w:r>
+              <w:rPr>
+                <w:rFonts w:ascii="Microsoft YaHei" w:hAnsi="Microsoft YaHei" w:eastAsia="Microsoft YaHei"/>
                 <w:b w:val="0"/>
-                <w:color w:val="F0F0F0"/>
-                <w:sz w:val="19"/>
+                <w:sz w:val="18"/>
               </w:rPr>
-              <w:t>├── L4_Code_ReservationCore.puml</w:t>
+              <w:t>系统上下文图</w:t>
             </w:r>
           </w:p>
+        </w:tc>
+        <w:tc>
+          <w:tcPr>
+            <w:tcW w:type="dxa" w:w="2436"/>
+            <w:vAlign w:val="center"/>
+          </w:tcPr>
           <w:p>
             <w:pPr>
-              <w:spacing w:after="0" w:line="288" w:lineRule="auto"/>
+              <w:spacing w:line="259" w:lineRule="auto" w:after="20"/>
+              <w:jc w:val="left"/>
             </w:pPr>
             <w:r>
               <w:rPr>
-                <w:rFonts w:ascii="Consolas" w:hAnsi="Consolas" w:eastAsia="Consolas"/>
+                <w:rFonts w:ascii="Microsoft YaHei" w:hAnsi="Microsoft YaHei" w:eastAsia="Microsoft YaHei"/>
+                <w:sz w:val="18"/>
+              </w:rPr>
+            </w:r>
+            <w:r>
+              <w:rPr>
+                <w:rFonts w:ascii="Microsoft YaHei" w:hAnsi="Microsoft YaHei" w:eastAsia="Microsoft YaHei"/>
                 <w:b w:val="0"/>
-                <w:color w:val="F0F0F0"/>
-                <w:sz w:val="19"/>
+                <w:sz w:val="18"/>
               </w:rPr>
-              <w:t>├── exports/   PNG + SVG</w:t>
+              <w:t>展示顾客、店员、店长、外部支付、地图、通知和 AI 推荐等外部关系。</w:t>
             </w:r>
           </w:p>
+        </w:tc>
+        <w:tc>
+          <w:tcPr>
+            <w:tcW w:type="dxa" w:w="2436"/>
+            <w:vAlign w:val="center"/>
+          </w:tcPr>
           <w:p>
             <w:pPr>
-              <w:spacing w:after="0" w:line="288" w:lineRule="auto"/>
+              <w:spacing w:line="259" w:lineRule="auto" w:after="20"/>
+              <w:jc w:val="left"/>
             </w:pPr>
             <w:r>
               <w:rPr>
-                <w:rFonts w:ascii="Consolas" w:hAnsi="Consolas" w:eastAsia="Consolas"/>
+                <w:rFonts w:ascii="Microsoft YaHei" w:hAnsi="Microsoft YaHei" w:eastAsia="Microsoft YaHei"/>
+                <w:sz w:val="18"/>
+              </w:rPr>
+            </w:r>
+            <w:r>
+              <w:rPr>
+                <w:rFonts w:ascii="Microsoft YaHei" w:hAnsi="Microsoft YaHei" w:eastAsia="Microsoft YaHei"/>
                 <w:b w:val="0"/>
-                <w:color w:val="F0F0F0"/>
-                <w:sz w:val="19"/>
+                <w:sz w:val="18"/>
               </w:rPr>
-              <w:t>└── README.docx  本文件</w:t>
+              <w:t>系统边界明确；外部系统不混入内部容器。</w:t>
             </w:r>
           </w:p>
+        </w:tc>
+      </w:tr>
+      <w:tr>
+        <w:tc>
+          <w:tcPr>
+            <w:tcW w:type="dxa" w:w="2436"/>
+            <w:vAlign w:val="center"/>
+          </w:tcPr>
           <w:p>
             <w:pPr>
-              <w:spacing w:before="0" w:after="0"/>
+              <w:spacing w:line="259" w:lineRule="auto" w:after="20"/>
+              <w:jc w:val="left"/>
             </w:pPr>
+            <w:r>
+              <w:rPr>
+                <w:rFonts w:ascii="Microsoft YaHei" w:hAnsi="Microsoft YaHei" w:eastAsia="Microsoft YaHei"/>
+                <w:sz w:val="18"/>
+              </w:rPr>
+            </w:r>
+            <w:r>
+              <w:rPr>
+                <w:rFonts w:ascii="Microsoft YaHei" w:hAnsi="Microsoft YaHei" w:eastAsia="Microsoft YaHei"/>
+                <w:b w:val="0"/>
+                <w:sz w:val="18"/>
+              </w:rPr>
+              <w:t>L2_Container.puml / .png / .svg</w:t>
+            </w:r>
           </w:p>
+        </w:tc>
+        <w:tc>
+          <w:tcPr>
+            <w:tcW w:type="dxa" w:w="2436"/>
+            <w:vAlign w:val="center"/>
+          </w:tcPr>
           <w:p>
             <w:pPr>
-              <w:jc w:val="center"/>
+              <w:spacing w:line="259" w:lineRule="auto" w:after="20"/>
+              <w:jc w:val="left"/>
             </w:pPr>
             <w:r>
-              <w:drawing>
-                <wp:inline xmlns:a="http://schemas.openxmlformats.org/drawingml/2006/main" xmlns:pic="http://schemas.openxmlformats.org/drawingml/2006/picture">
-                  <wp:extent cx="4983480" cy="2958941"/>
-                  <wp:docPr id="1" name="Picture 1"/>
-                  <wp:cNvGraphicFramePr>
-                    <a:graphicFrameLocks noChangeAspect="1"/>
-                  </wp:cNvGraphicFramePr>
-                  <a:graphic>
-                    <a:graphicData uri="http://schemas.openxmlformats.org/drawingml/2006/picture">
-                      <pic:pic>
-                        <pic:nvPicPr>
-                          <pic:cNvPr id="0" name="image.png"/>
-                          <pic:cNvPicPr/>
-                        </pic:nvPicPr>
-                        <pic:blipFill>
-                          <a:blip r:embed="rId9"/>
-                          <a:stretch>
-                            <a:fillRect/>
-                          </a:stretch>
-                        </pic:blipFill>
-                        <pic:spPr>
-                          <a:xfrm>
-                            <a:off x="0" y="0"/>
-                            <a:ext cx="4983480" cy="2958941"/>
-                          </a:xfrm>
-                          <a:prstGeom prst="rect"/>
-                        </pic:spPr>
-                      </pic:pic>
-                    </a:graphicData>
-                  </a:graphic>
-                </wp:inline>
-              </w:drawing>
+              <w:rPr>
+                <w:rFonts w:ascii="Microsoft YaHei" w:hAnsi="Microsoft YaHei" w:eastAsia="Microsoft YaHei"/>
+                <w:sz w:val="18"/>
+              </w:rPr>
+            </w:r>
+            <w:r>
+              <w:rPr>
+                <w:rFonts w:ascii="Microsoft YaHei" w:hAnsi="Microsoft YaHei" w:eastAsia="Microsoft YaHei"/>
+                <w:b w:val="0"/>
+                <w:sz w:val="18"/>
+              </w:rPr>
+              <w:t>容器图</w:t>
             </w:r>
           </w:p>
+        </w:tc>
+        <w:tc>
+          <w:tcPr>
+            <w:tcW w:type="dxa" w:w="2436"/>
+            <w:vAlign w:val="center"/>
+          </w:tcPr>
           <w:p>
             <w:pPr>
-              <w:jc w:val="center"/>
+              <w:spacing w:line="259" w:lineRule="auto" w:after="20"/>
+              <w:jc w:val="left"/>
             </w:pPr>
             <w:r>
-              <w:t>图2-4 C4 架构图集总览</w:t>
+              <w:rPr>
+                <w:rFonts w:ascii="Microsoft YaHei" w:hAnsi="Microsoft YaHei" w:eastAsia="Microsoft YaHei"/>
+                <w:sz w:val="18"/>
+              </w:rPr>
+            </w:r>
+            <w:r>
+              <w:rPr>
+                <w:rFonts w:ascii="Microsoft YaHei" w:hAnsi="Microsoft YaHei" w:eastAsia="Microsoft YaHei"/>
+                <w:b w:val="0"/>
+                <w:sz w:val="18"/>
+              </w:rPr>
+              <w:t>展示 Web 前端、预约服务、会员服务、支付适配器、通知服务、运营后台、数据库与日志监控。</w:t>
+            </w:r>
+          </w:p>
+        </w:tc>
+        <w:tc>
+          <w:tcPr>
+            <w:tcW w:type="dxa" w:w="2436"/>
+            <w:vAlign w:val="center"/>
+          </w:tcPr>
+          <w:p>
+            <w:pPr>
+              <w:spacing w:line="259" w:lineRule="auto" w:after="20"/>
+              <w:jc w:val="left"/>
+            </w:pPr>
+            <w:r>
+              <w:rPr>
+                <w:rFonts w:ascii="Microsoft YaHei" w:hAnsi="Microsoft YaHei" w:eastAsia="Microsoft YaHei"/>
+                <w:sz w:val="18"/>
+              </w:rPr>
+            </w:r>
+            <w:r>
+              <w:rPr>
+                <w:rFonts w:ascii="Microsoft YaHei" w:hAnsi="Microsoft YaHei" w:eastAsia="Microsoft YaHei"/>
+                <w:b w:val="0"/>
+                <w:sz w:val="18"/>
+              </w:rPr>
+              <w:t>与 D2-2 上下文和 D2-5 REST 契约一致。</w:t>
+            </w:r>
+          </w:p>
+        </w:tc>
+      </w:tr>
+      <w:tr>
+        <w:tc>
+          <w:tcPr>
+            <w:tcW w:type="dxa" w:w="2436"/>
+            <w:vAlign w:val="center"/>
+          </w:tcPr>
+          <w:p>
+            <w:pPr>
+              <w:spacing w:line="259" w:lineRule="auto" w:after="20"/>
+              <w:jc w:val="left"/>
+            </w:pPr>
+            <w:r>
+              <w:rPr>
+                <w:rFonts w:ascii="Microsoft YaHei" w:hAnsi="Microsoft YaHei" w:eastAsia="Microsoft YaHei"/>
+                <w:sz w:val="18"/>
+              </w:rPr>
+            </w:r>
+            <w:r>
+              <w:rPr>
+                <w:rFonts w:ascii="Microsoft YaHei" w:hAnsi="Microsoft YaHei" w:eastAsia="Microsoft YaHei"/>
+                <w:b w:val="0"/>
+                <w:sz w:val="18"/>
+              </w:rPr>
+              <w:t>L3_Component_Reservation.puml / .png / .svg</w:t>
+            </w:r>
+          </w:p>
+        </w:tc>
+        <w:tc>
+          <w:tcPr>
+            <w:tcW w:type="dxa" w:w="2436"/>
+            <w:vAlign w:val="center"/>
+          </w:tcPr>
+          <w:p>
+            <w:pPr>
+              <w:spacing w:line="259" w:lineRule="auto" w:after="20"/>
+              <w:jc w:val="left"/>
+            </w:pPr>
+            <w:r>
+              <w:rPr>
+                <w:rFonts w:ascii="Microsoft YaHei" w:hAnsi="Microsoft YaHei" w:eastAsia="Microsoft YaHei"/>
+                <w:sz w:val="18"/>
+              </w:rPr>
+            </w:r>
+            <w:r>
+              <w:rPr>
+                <w:rFonts w:ascii="Microsoft YaHei" w:hAnsi="Microsoft YaHei" w:eastAsia="Microsoft YaHei"/>
+                <w:b w:val="0"/>
+                <w:sz w:val="18"/>
+              </w:rPr>
+              <w:t>预约服务组件图</w:t>
+            </w:r>
+          </w:p>
+        </w:tc>
+        <w:tc>
+          <w:tcPr>
+            <w:tcW w:type="dxa" w:w="2436"/>
+            <w:vAlign w:val="center"/>
+          </w:tcPr>
+          <w:p>
+            <w:pPr>
+              <w:spacing w:line="259" w:lineRule="auto" w:after="20"/>
+              <w:jc w:val="left"/>
+            </w:pPr>
+            <w:r>
+              <w:rPr>
+                <w:rFonts w:ascii="Microsoft YaHei" w:hAnsi="Microsoft YaHei" w:eastAsia="Microsoft YaHei"/>
+                <w:sz w:val="18"/>
+              </w:rPr>
+            </w:r>
+            <w:r>
+              <w:rPr>
+                <w:rFonts w:ascii="Microsoft YaHei" w:hAnsi="Microsoft YaHei" w:eastAsia="Microsoft YaHei"/>
+                <w:b w:val="0"/>
+                <w:sz w:val="18"/>
+              </w:rPr>
+              <w:t>拆分 API Controller、Application Service、容量锁、领域模型、Repository 与 Outbox。</w:t>
+            </w:r>
+          </w:p>
+        </w:tc>
+        <w:tc>
+          <w:tcPr>
+            <w:tcW w:type="dxa" w:w="2436"/>
+            <w:vAlign w:val="center"/>
+          </w:tcPr>
+          <w:p>
+            <w:pPr>
+              <w:spacing w:line="259" w:lineRule="auto" w:after="20"/>
+              <w:jc w:val="left"/>
+            </w:pPr>
+            <w:r>
+              <w:rPr>
+                <w:rFonts w:ascii="Microsoft YaHei" w:hAnsi="Microsoft YaHei" w:eastAsia="Microsoft YaHei"/>
+                <w:sz w:val="18"/>
+              </w:rPr>
+            </w:r>
+            <w:r>
+              <w:rPr>
+                <w:rFonts w:ascii="Microsoft YaHei" w:hAnsi="Microsoft YaHei" w:eastAsia="Microsoft YaHei"/>
+                <w:b w:val="0"/>
+                <w:sz w:val="18"/>
+              </w:rPr>
+              <w:t>体现容量锁、幂等、领域事件和持久化边界。</w:t>
+            </w:r>
+          </w:p>
+        </w:tc>
+      </w:tr>
+      <w:tr>
+        <w:tc>
+          <w:tcPr>
+            <w:tcW w:type="dxa" w:w="2436"/>
+            <w:vAlign w:val="center"/>
+          </w:tcPr>
+          <w:p>
+            <w:pPr>
+              <w:spacing w:line="259" w:lineRule="auto" w:after="20"/>
+              <w:jc w:val="left"/>
+            </w:pPr>
+            <w:r>
+              <w:rPr>
+                <w:rFonts w:ascii="Microsoft YaHei" w:hAnsi="Microsoft YaHei" w:eastAsia="Microsoft YaHei"/>
+                <w:sz w:val="18"/>
+              </w:rPr>
+            </w:r>
+            <w:r>
+              <w:rPr>
+                <w:rFonts w:ascii="Microsoft YaHei" w:hAnsi="Microsoft YaHei" w:eastAsia="Microsoft YaHei"/>
+                <w:b w:val="0"/>
+                <w:sz w:val="18"/>
+              </w:rPr>
+              <w:t>L3_Component_Member.puml / .png / .svg</w:t>
+            </w:r>
+          </w:p>
+        </w:tc>
+        <w:tc>
+          <w:tcPr>
+            <w:tcW w:type="dxa" w:w="2436"/>
+            <w:vAlign w:val="center"/>
+          </w:tcPr>
+          <w:p>
+            <w:pPr>
+              <w:spacing w:line="259" w:lineRule="auto" w:after="20"/>
+              <w:jc w:val="left"/>
+            </w:pPr>
+            <w:r>
+              <w:rPr>
+                <w:rFonts w:ascii="Microsoft YaHei" w:hAnsi="Microsoft YaHei" w:eastAsia="Microsoft YaHei"/>
+                <w:sz w:val="18"/>
+              </w:rPr>
+            </w:r>
+            <w:r>
+              <w:rPr>
+                <w:rFonts w:ascii="Microsoft YaHei" w:hAnsi="Microsoft YaHei" w:eastAsia="Microsoft YaHei"/>
+                <w:b w:val="0"/>
+                <w:sz w:val="18"/>
+              </w:rPr>
+              <w:t>会员服务组件图</w:t>
+            </w:r>
+          </w:p>
+        </w:tc>
+        <w:tc>
+          <w:tcPr>
+            <w:tcW w:type="dxa" w:w="2436"/>
+            <w:vAlign w:val="center"/>
+          </w:tcPr>
+          <w:p>
+            <w:pPr>
+              <w:spacing w:line="259" w:lineRule="auto" w:after="20"/>
+              <w:jc w:val="left"/>
+            </w:pPr>
+            <w:r>
+              <w:rPr>
+                <w:rFonts w:ascii="Microsoft YaHei" w:hAnsi="Microsoft YaHei" w:eastAsia="Microsoft YaHei"/>
+                <w:sz w:val="18"/>
+              </w:rPr>
+            </w:r>
+            <w:r>
+              <w:rPr>
+                <w:rFonts w:ascii="Microsoft YaHei" w:hAnsi="Microsoft YaHei" w:eastAsia="Microsoft YaHei"/>
+                <w:b w:val="0"/>
+                <w:sz w:val="18"/>
+              </w:rPr>
+              <w:t>展示身份、资料、隐私授权、优惠券钱包、策略引擎和会员事件。</w:t>
+            </w:r>
+          </w:p>
+        </w:tc>
+        <w:tc>
+          <w:tcPr>
+            <w:tcW w:type="dxa" w:w="2436"/>
+            <w:vAlign w:val="center"/>
+          </w:tcPr>
+          <w:p>
+            <w:pPr>
+              <w:spacing w:line="259" w:lineRule="auto" w:after="20"/>
+              <w:jc w:val="left"/>
+            </w:pPr>
+            <w:r>
+              <w:rPr>
+                <w:rFonts w:ascii="Microsoft YaHei" w:hAnsi="Microsoft YaHei" w:eastAsia="Microsoft YaHei"/>
+                <w:sz w:val="18"/>
+              </w:rPr>
+            </w:r>
+            <w:r>
+              <w:rPr>
+                <w:rFonts w:ascii="Microsoft YaHei" w:hAnsi="Microsoft YaHei" w:eastAsia="Microsoft YaHei"/>
+                <w:b w:val="0"/>
+                <w:sz w:val="18"/>
+              </w:rPr>
+              <w:t>覆盖隐私授权、脱敏展示和会员事件发布。</w:t>
+            </w:r>
+          </w:p>
+        </w:tc>
+      </w:tr>
+      <w:tr>
+        <w:tc>
+          <w:tcPr>
+            <w:tcW w:type="dxa" w:w="2436"/>
+            <w:vAlign w:val="center"/>
+          </w:tcPr>
+          <w:p>
+            <w:pPr>
+              <w:spacing w:line="259" w:lineRule="auto" w:after="20"/>
+              <w:jc w:val="left"/>
+            </w:pPr>
+            <w:r>
+              <w:rPr>
+                <w:rFonts w:ascii="Microsoft YaHei" w:hAnsi="Microsoft YaHei" w:eastAsia="Microsoft YaHei"/>
+                <w:sz w:val="18"/>
+              </w:rPr>
+            </w:r>
+            <w:r>
+              <w:rPr>
+                <w:rFonts w:ascii="Microsoft YaHei" w:hAnsi="Microsoft YaHei" w:eastAsia="Microsoft YaHei"/>
+                <w:b w:val="0"/>
+                <w:sz w:val="18"/>
+              </w:rPr>
+              <w:t>L4_Code_ReservationCore.puml / .png / .svg</w:t>
+            </w:r>
+          </w:p>
+        </w:tc>
+        <w:tc>
+          <w:tcPr>
+            <w:tcW w:type="dxa" w:w="2436"/>
+            <w:vAlign w:val="center"/>
+          </w:tcPr>
+          <w:p>
+            <w:pPr>
+              <w:spacing w:line="259" w:lineRule="auto" w:after="20"/>
+              <w:jc w:val="left"/>
+            </w:pPr>
+            <w:r>
+              <w:rPr>
+                <w:rFonts w:ascii="Microsoft YaHei" w:hAnsi="Microsoft YaHei" w:eastAsia="Microsoft YaHei"/>
+                <w:sz w:val="18"/>
+              </w:rPr>
+            </w:r>
+            <w:r>
+              <w:rPr>
+                <w:rFonts w:ascii="Microsoft YaHei" w:hAnsi="Microsoft YaHei" w:eastAsia="Microsoft YaHei"/>
+                <w:b w:val="0"/>
+                <w:sz w:val="18"/>
+              </w:rPr>
+              <w:t>代码协作图</w:t>
+            </w:r>
+          </w:p>
+        </w:tc>
+        <w:tc>
+          <w:tcPr>
+            <w:tcW w:type="dxa" w:w="2436"/>
+            <w:vAlign w:val="center"/>
+          </w:tcPr>
+          <w:p>
+            <w:pPr>
+              <w:spacing w:line="259" w:lineRule="auto" w:after="20"/>
+              <w:jc w:val="left"/>
+            </w:pPr>
+            <w:r>
+              <w:rPr>
+                <w:rFonts w:ascii="Microsoft YaHei" w:hAnsi="Microsoft YaHei" w:eastAsia="Microsoft YaHei"/>
+                <w:sz w:val="18"/>
+              </w:rPr>
+            </w:r>
+            <w:r>
+              <w:rPr>
+                <w:rFonts w:ascii="Microsoft YaHei" w:hAnsi="Microsoft YaHei" w:eastAsia="Microsoft YaHei"/>
+                <w:b w:val="0"/>
+                <w:sz w:val="18"/>
+              </w:rPr>
+              <w:t>说明 ReservationAppService、ReservationPolicy、CapacityLockManager、Reservation 聚合、Repository 与 OutboxEvent 的调用关系。</w:t>
+            </w:r>
+          </w:p>
+        </w:tc>
+        <w:tc>
+          <w:tcPr>
+            <w:tcW w:type="dxa" w:w="2436"/>
+            <w:vAlign w:val="center"/>
+          </w:tcPr>
+          <w:p>
+            <w:pPr>
+              <w:spacing w:line="259" w:lineRule="auto" w:after="20"/>
+              <w:jc w:val="left"/>
+            </w:pPr>
+            <w:r>
+              <w:rPr>
+                <w:rFonts w:ascii="Microsoft YaHei" w:hAnsi="Microsoft YaHei" w:eastAsia="Microsoft YaHei"/>
+                <w:sz w:val="18"/>
+              </w:rPr>
+            </w:r>
+            <w:r>
+              <w:rPr>
+                <w:rFonts w:ascii="Microsoft YaHei" w:hAnsi="Microsoft YaHei" w:eastAsia="Microsoft YaHei"/>
+                <w:b w:val="0"/>
+                <w:sz w:val="18"/>
+              </w:rPr>
+              <w:t>与 ATAM 中的性能、可用性、可维护性风险对应。</w:t>
+            </w:r>
+          </w:p>
+        </w:tc>
+      </w:tr>
+      <w:tr>
+        <w:tc>
+          <w:tcPr>
+            <w:tcW w:type="dxa" w:w="2436"/>
+            <w:vAlign w:val="center"/>
+          </w:tcPr>
+          <w:p>
+            <w:pPr>
+              <w:spacing w:line="259" w:lineRule="auto" w:after="20"/>
+              <w:jc w:val="left"/>
+            </w:pPr>
+            <w:r>
+              <w:rPr>
+                <w:rFonts w:ascii="Microsoft YaHei" w:hAnsi="Microsoft YaHei" w:eastAsia="Microsoft YaHei"/>
+                <w:sz w:val="18"/>
+              </w:rPr>
+            </w:r>
+            <w:r>
+              <w:rPr>
+                <w:rFonts w:ascii="Microsoft YaHei" w:hAnsi="Microsoft YaHei" w:eastAsia="Microsoft YaHei"/>
+                <w:b w:val="0"/>
+                <w:sz w:val="18"/>
+              </w:rPr>
+              <w:t>导出清单.md</w:t>
+            </w:r>
+          </w:p>
+        </w:tc>
+        <w:tc>
+          <w:tcPr>
+            <w:tcW w:type="dxa" w:w="2436"/>
+            <w:vAlign w:val="center"/>
+          </w:tcPr>
+          <w:p>
+            <w:pPr>
+              <w:spacing w:line="259" w:lineRule="auto" w:after="20"/>
+              <w:jc w:val="left"/>
+            </w:pPr>
+            <w:r>
+              <w:rPr>
+                <w:rFonts w:ascii="Microsoft YaHei" w:hAnsi="Microsoft YaHei" w:eastAsia="Microsoft YaHei"/>
+                <w:sz w:val="18"/>
+              </w:rPr>
+            </w:r>
+            <w:r>
+              <w:rPr>
+                <w:rFonts w:ascii="Microsoft YaHei" w:hAnsi="Microsoft YaHei" w:eastAsia="Microsoft YaHei"/>
+                <w:b w:val="0"/>
+                <w:sz w:val="18"/>
+              </w:rPr>
+              <w:t>提交说明</w:t>
+            </w:r>
+          </w:p>
+        </w:tc>
+        <w:tc>
+          <w:tcPr>
+            <w:tcW w:type="dxa" w:w="2436"/>
+            <w:vAlign w:val="center"/>
+          </w:tcPr>
+          <w:p>
+            <w:pPr>
+              <w:spacing w:line="259" w:lineRule="auto" w:after="20"/>
+              <w:jc w:val="left"/>
+            </w:pPr>
+            <w:r>
+              <w:rPr>
+                <w:rFonts w:ascii="Microsoft YaHei" w:hAnsi="Microsoft YaHei" w:eastAsia="Microsoft YaHei"/>
+                <w:sz w:val="18"/>
+              </w:rPr>
+            </w:r>
+            <w:r>
+              <w:rPr>
+                <w:rFonts w:ascii="Microsoft YaHei" w:hAnsi="Microsoft YaHei" w:eastAsia="Microsoft YaHei"/>
+                <w:b w:val="0"/>
+                <w:sz w:val="18"/>
+              </w:rPr>
+              <w:t>列出图集导出文件、用途和检查结论。</w:t>
+            </w:r>
+          </w:p>
+        </w:tc>
+        <w:tc>
+          <w:tcPr>
+            <w:tcW w:type="dxa" w:w="2436"/>
+            <w:vAlign w:val="center"/>
+          </w:tcPr>
+          <w:p>
+            <w:pPr>
+              <w:spacing w:line="259" w:lineRule="auto" w:after="20"/>
+              <w:jc w:val="left"/>
+            </w:pPr>
+            <w:r>
+              <w:rPr>
+                <w:rFonts w:ascii="Microsoft YaHei" w:hAnsi="Microsoft YaHei" w:eastAsia="Microsoft YaHei"/>
+                <w:sz w:val="18"/>
+              </w:rPr>
+            </w:r>
+            <w:r>
+              <w:rPr>
+                <w:rFonts w:ascii="Microsoft YaHei" w:hAnsi="Microsoft YaHei" w:eastAsia="Microsoft YaHei"/>
+                <w:b w:val="0"/>
+                <w:sz w:val="18"/>
+              </w:rPr>
+              <w:t>便于老师按文件名快速核验。</w:t>
             </w:r>
           </w:p>
         </w:tc>
       </w:tr>
     </w:tbl>
-    <w:p/>
+    <w:p>
+      <w:pPr>
+        <w:spacing w:after="60" w:line="269" w:lineRule="auto"/>
+      </w:pPr>
+    </w:p>
     <w:p>
       <w:pPr>
         <w:keepNext/>
-        <w:spacing w:before="280" w:after="120"/>
+        <w:spacing w:before="280" w:after="60" w:line="269" w:lineRule="auto"/>
         <w:pBdr>
           <w:bottom w:val="single" w:sz="8" w:space="4" w:color="1A7A3D"/>
         </w:pBdr>
@@ -584,7 +1177,7 @@
     </w:p>
     <w:p>
       <w:pPr>
-        <w:spacing w:after="40" w:line="348" w:lineRule="auto"/>
+        <w:spacing w:after="60" w:line="269" w:lineRule="auto"/>
         <w:ind w:left="340"/>
       </w:pPr>
       <w:r>
@@ -608,7 +1201,7 @@
     </w:p>
     <w:p>
       <w:pPr>
-        <w:spacing w:after="40" w:line="348" w:lineRule="auto"/>
+        <w:spacing w:after="60" w:line="269" w:lineRule="auto"/>
         <w:ind w:left="340"/>
       </w:pPr>
       <w:r>
@@ -632,7 +1225,7 @@
     </w:p>
     <w:p>
       <w:pPr>
-        <w:spacing w:after="40" w:line="348" w:lineRule="auto"/>
+        <w:spacing w:after="60" w:line="269" w:lineRule="auto"/>
         <w:ind w:left="340"/>
       </w:pPr>
       <w:r>
@@ -652,6 +1245,18 @@
           <w:sz w:val="21"/>
         </w:rPr>
         <w:t>所有英文标签须配中文备注（Note）。</w:t>
+      </w:r>
+    </w:p>
+    <w:p>
+      <w:pPr>
+        <w:spacing w:after="60" w:line="269" w:lineRule="auto"/>
+      </w:pPr>
+      <w:r>
+        <w:rPr>
+          <w:rFonts w:ascii="Microsoft YaHei" w:hAnsi="Microsoft YaHei" w:eastAsia="Microsoft YaHei"/>
+          <w:sz w:val="21"/>
+        </w:rPr>
+        <w:t>图集检查结论：L1 说明系统边界，L2 说明容器和部署单元，L3 深入预约与会员两个核心服务，L4 说明预约核心对象协作；四层图与 D2-2 上下文、D2-3 架构选择、D2-5 契约文件一致。</w:t>
       </w:r>
     </w:p>
     <w:sectPr>

--- a/实验二_软件架构设计与微服务拆分/D2-4_C4架构图集/README.docx
+++ b/实验二_软件架构设计与微服务拆分/D2-4_C4架构图集/README.docx
@@ -93,6 +93,9 @@
         <w:gridCol w:w="4873"/>
       </w:tblGrid>
       <w:tr>
+        <w:trPr>
+          <w:tblHeader w:val="true"/>
+        </w:trPr>
         <w:tc>
           <w:tcPr>
             <w:tcW w:type="dxa" w:w="1984"/>
@@ -333,6 +336,7 @@
       <w:r>
         <w:rPr>
           <w:rFonts w:ascii="Microsoft YaHei" w:hAnsi="Microsoft YaHei" w:eastAsia="Microsoft YaHei"/>
+          <w:b w:val="0"/>
           <w:sz w:val="21"/>
         </w:rPr>
         <w:br w:type="page"/>
@@ -365,6 +369,7 @@
       <w:r>
         <w:rPr>
           <w:rFonts w:ascii="Microsoft YaHei" w:hAnsi="Microsoft YaHei" w:eastAsia="Microsoft YaHei"/>
+          <w:b w:val="0"/>
           <w:sz w:val="21"/>
         </w:rPr>
         <w:t>存放 C4 模型多层视图的源文件、导出 PNG/SVG 与图谱说明。图集用于回答“谁使用系统、系统由哪些容器组成、核心服务如何协作、关键代码对象如何落地”。</w:t>
@@ -402,6 +407,9 @@
         <w:gridCol w:w="2436"/>
       </w:tblGrid>
       <w:tr>
+        <w:trPr>
+          <w:tblHeader w:val="true"/>
+        </w:trPr>
         <w:tc>
           <w:tcPr>
             <w:tcW w:type="dxa" w:w="2436"/>
@@ -411,22 +419,41 @@
           <w:p>
             <w:pPr>
               <w:spacing w:line="259" w:lineRule="auto" w:after="20"/>
-              <w:jc w:val="left"/>
             </w:pPr>
             <w:r>
               <w:rPr>
                 <w:rFonts w:ascii="Microsoft YaHei" w:hAnsi="Microsoft YaHei" w:eastAsia="Microsoft YaHei"/>
-                <w:sz w:val="18"/>
+                <w:b w:val="0"/>
+                <w:sz w:val="19"/>
               </w:rPr>
             </w:r>
             <w:r>
               <w:rPr>
                 <w:rFonts w:ascii="Microsoft YaHei" w:hAnsi="Microsoft YaHei" w:eastAsia="Microsoft YaHei"/>
-                <w:b/>
-                <w:color w:val="096841"/>
-                <w:sz w:val="18"/>
+                <w:b w:val="0"/>
+                <w:sz w:val="19"/>
               </w:rPr>
-              <w:t>文件</w:t>
+              <w:t>文档说明</w:t>
+            </w:r>
+          </w:p>
+          <w:p>
+            <w:pPr>
+              <w:spacing w:line="259" w:lineRule="auto" w:after="20"/>
+            </w:pPr>
+            <w:r>
+              <w:rPr>
+                <w:rFonts w:ascii="Microsoft YaHei" w:hAnsi="Microsoft YaHei" w:eastAsia="Microsoft YaHei"/>
+                <w:b w:val="0"/>
+                <w:sz w:val="19"/>
+              </w:rPr>
+            </w:r>
+            <w:r>
+              <w:rPr>
+                <w:rFonts w:ascii="Microsoft YaHei" w:hAnsi="Microsoft YaHei" w:eastAsia="Microsoft YaHei"/>
+                <w:b w:val="0"/>
+                <w:sz w:val="19"/>
+              </w:rPr>
+              <w:t>本目录存放 C4 模型源文件、导出图和图谱说明。图集用于从不同抽象层次解释 NekoCafé 架构边界，并与 D2-2 的限界上下文、D2-3 的架构选择、D2-5 的接口契约保持一致。</w:t>
             </w:r>
           </w:p>
         </w:tc>
@@ -444,6 +471,7 @@
             <w:r>
               <w:rPr>
                 <w:rFonts w:ascii="Microsoft YaHei" w:hAnsi="Microsoft YaHei" w:eastAsia="Microsoft YaHei"/>
+                <w:b w:val="0"/>
                 <w:sz w:val="18"/>
               </w:rPr>
             </w:r>
@@ -472,6 +500,7 @@
             <w:r>
               <w:rPr>
                 <w:rFonts w:ascii="Microsoft YaHei" w:hAnsi="Microsoft YaHei" w:eastAsia="Microsoft YaHei"/>
+                <w:b w:val="0"/>
                 <w:sz w:val="18"/>
               </w:rPr>
             </w:r>
@@ -500,6 +529,7 @@
             <w:r>
               <w:rPr>
                 <w:rFonts w:ascii="Microsoft YaHei" w:hAnsi="Microsoft YaHei" w:eastAsia="Microsoft YaHei"/>
+                <w:b w:val="0"/>
                 <w:sz w:val="18"/>
               </w:rPr>
             </w:r>
@@ -529,6 +559,7 @@
             <w:r>
               <w:rPr>
                 <w:rFonts w:ascii="Microsoft YaHei" w:hAnsi="Microsoft YaHei" w:eastAsia="Microsoft YaHei"/>
+                <w:b w:val="0"/>
                 <w:sz w:val="18"/>
               </w:rPr>
             </w:r>
@@ -555,6 +586,7 @@
             <w:r>
               <w:rPr>
                 <w:rFonts w:ascii="Microsoft YaHei" w:hAnsi="Microsoft YaHei" w:eastAsia="Microsoft YaHei"/>
+                <w:b w:val="0"/>
                 <w:sz w:val="18"/>
               </w:rPr>
             </w:r>
@@ -581,6 +613,7 @@
             <w:r>
               <w:rPr>
                 <w:rFonts w:ascii="Microsoft YaHei" w:hAnsi="Microsoft YaHei" w:eastAsia="Microsoft YaHei"/>
+                <w:b w:val="0"/>
                 <w:sz w:val="18"/>
               </w:rPr>
             </w:r>
@@ -607,6 +640,7 @@
             <w:r>
               <w:rPr>
                 <w:rFonts w:ascii="Microsoft YaHei" w:hAnsi="Microsoft YaHei" w:eastAsia="Microsoft YaHei"/>
+                <w:b w:val="0"/>
                 <w:sz w:val="18"/>
               </w:rPr>
             </w:r>
@@ -635,6 +669,7 @@
             <w:r>
               <w:rPr>
                 <w:rFonts w:ascii="Microsoft YaHei" w:hAnsi="Microsoft YaHei" w:eastAsia="Microsoft YaHei"/>
+                <w:b w:val="0"/>
                 <w:sz w:val="18"/>
               </w:rPr>
             </w:r>
@@ -661,6 +696,7 @@
             <w:r>
               <w:rPr>
                 <w:rFonts w:ascii="Microsoft YaHei" w:hAnsi="Microsoft YaHei" w:eastAsia="Microsoft YaHei"/>
+                <w:b w:val="0"/>
                 <w:sz w:val="18"/>
               </w:rPr>
             </w:r>
@@ -687,6 +723,7 @@
             <w:r>
               <w:rPr>
                 <w:rFonts w:ascii="Microsoft YaHei" w:hAnsi="Microsoft YaHei" w:eastAsia="Microsoft YaHei"/>
+                <w:b w:val="0"/>
                 <w:sz w:val="18"/>
               </w:rPr>
             </w:r>
@@ -713,6 +750,7 @@
             <w:r>
               <w:rPr>
                 <w:rFonts w:ascii="Microsoft YaHei" w:hAnsi="Microsoft YaHei" w:eastAsia="Microsoft YaHei"/>
+                <w:b w:val="0"/>
                 <w:sz w:val="18"/>
               </w:rPr>
             </w:r>
@@ -741,6 +779,7 @@
             <w:r>
               <w:rPr>
                 <w:rFonts w:ascii="Microsoft YaHei" w:hAnsi="Microsoft YaHei" w:eastAsia="Microsoft YaHei"/>
+                <w:b w:val="0"/>
                 <w:sz w:val="18"/>
               </w:rPr>
             </w:r>
@@ -767,6 +806,7 @@
             <w:r>
               <w:rPr>
                 <w:rFonts w:ascii="Microsoft YaHei" w:hAnsi="Microsoft YaHei" w:eastAsia="Microsoft YaHei"/>
+                <w:b w:val="0"/>
                 <w:sz w:val="18"/>
               </w:rPr>
             </w:r>
@@ -793,6 +833,7 @@
             <w:r>
               <w:rPr>
                 <w:rFonts w:ascii="Microsoft YaHei" w:hAnsi="Microsoft YaHei" w:eastAsia="Microsoft YaHei"/>
+                <w:b w:val="0"/>
                 <w:sz w:val="18"/>
               </w:rPr>
             </w:r>
@@ -819,6 +860,7 @@
             <w:r>
               <w:rPr>
                 <w:rFonts w:ascii="Microsoft YaHei" w:hAnsi="Microsoft YaHei" w:eastAsia="Microsoft YaHei"/>
+                <w:b w:val="0"/>
                 <w:sz w:val="18"/>
               </w:rPr>
             </w:r>
@@ -847,6 +889,7 @@
             <w:r>
               <w:rPr>
                 <w:rFonts w:ascii="Microsoft YaHei" w:hAnsi="Microsoft YaHei" w:eastAsia="Microsoft YaHei"/>
+                <w:b w:val="0"/>
                 <w:sz w:val="18"/>
               </w:rPr>
             </w:r>
@@ -873,6 +916,7 @@
             <w:r>
               <w:rPr>
                 <w:rFonts w:ascii="Microsoft YaHei" w:hAnsi="Microsoft YaHei" w:eastAsia="Microsoft YaHei"/>
+                <w:b w:val="0"/>
                 <w:sz w:val="18"/>
               </w:rPr>
             </w:r>
@@ -899,6 +943,7 @@
             <w:r>
               <w:rPr>
                 <w:rFonts w:ascii="Microsoft YaHei" w:hAnsi="Microsoft YaHei" w:eastAsia="Microsoft YaHei"/>
+                <w:b w:val="0"/>
                 <w:sz w:val="18"/>
               </w:rPr>
             </w:r>
@@ -925,6 +970,7 @@
             <w:r>
               <w:rPr>
                 <w:rFonts w:ascii="Microsoft YaHei" w:hAnsi="Microsoft YaHei" w:eastAsia="Microsoft YaHei"/>
+                <w:b w:val="0"/>
                 <w:sz w:val="18"/>
               </w:rPr>
             </w:r>
@@ -953,6 +999,7 @@
             <w:r>
               <w:rPr>
                 <w:rFonts w:ascii="Microsoft YaHei" w:hAnsi="Microsoft YaHei" w:eastAsia="Microsoft YaHei"/>
+                <w:b w:val="0"/>
                 <w:sz w:val="18"/>
               </w:rPr>
             </w:r>
@@ -979,6 +1026,7 @@
             <w:r>
               <w:rPr>
                 <w:rFonts w:ascii="Microsoft YaHei" w:hAnsi="Microsoft YaHei" w:eastAsia="Microsoft YaHei"/>
+                <w:b w:val="0"/>
                 <w:sz w:val="18"/>
               </w:rPr>
             </w:r>
@@ -1005,6 +1053,7 @@
             <w:r>
               <w:rPr>
                 <w:rFonts w:ascii="Microsoft YaHei" w:hAnsi="Microsoft YaHei" w:eastAsia="Microsoft YaHei"/>
+                <w:b w:val="0"/>
                 <w:sz w:val="18"/>
               </w:rPr>
             </w:r>
@@ -1031,6 +1080,7 @@
             <w:r>
               <w:rPr>
                 <w:rFonts w:ascii="Microsoft YaHei" w:hAnsi="Microsoft YaHei" w:eastAsia="Microsoft YaHei"/>
+                <w:b w:val="0"/>
                 <w:sz w:val="18"/>
               </w:rPr>
             </w:r>
@@ -1059,6 +1109,7 @@
             <w:r>
               <w:rPr>
                 <w:rFonts w:ascii="Microsoft YaHei" w:hAnsi="Microsoft YaHei" w:eastAsia="Microsoft YaHei"/>
+                <w:b w:val="0"/>
                 <w:sz w:val="18"/>
               </w:rPr>
             </w:r>
@@ -1085,6 +1136,7 @@
             <w:r>
               <w:rPr>
                 <w:rFonts w:ascii="Microsoft YaHei" w:hAnsi="Microsoft YaHei" w:eastAsia="Microsoft YaHei"/>
+                <w:b w:val="0"/>
                 <w:sz w:val="18"/>
               </w:rPr>
             </w:r>
@@ -1111,6 +1163,7 @@
             <w:r>
               <w:rPr>
                 <w:rFonts w:ascii="Microsoft YaHei" w:hAnsi="Microsoft YaHei" w:eastAsia="Microsoft YaHei"/>
+                <w:b w:val="0"/>
                 <w:sz w:val="18"/>
               </w:rPr>
             </w:r>
@@ -1137,6 +1190,7 @@
             <w:r>
               <w:rPr>
                 <w:rFonts w:ascii="Microsoft YaHei" w:hAnsi="Microsoft YaHei" w:eastAsia="Microsoft YaHei"/>
+                <w:b w:val="0"/>
                 <w:sz w:val="18"/>
               </w:rPr>
             </w:r>
@@ -1254,10 +1308,519 @@
       <w:r>
         <w:rPr>
           <w:rFonts w:ascii="Microsoft YaHei" w:hAnsi="Microsoft YaHei" w:eastAsia="Microsoft YaHei"/>
+          <w:b w:val="0"/>
           <w:sz w:val="21"/>
         </w:rPr>
         <w:t>图集检查结论：L1 说明系统边界，L2 说明容器和部署单元，L3 深入预约与会员两个核心服务，L4 说明预约核心对象协作；四层图与 D2-2 上下文、D2-3 架构选择、D2-5 契约文件一致。</w:t>
       </w:r>
+    </w:p>
+    <w:p>
+      <w:pPr>
+        <w:spacing w:line="269" w:lineRule="auto" w:after="60" w:before="200"/>
+      </w:pPr>
+      <w:r>
+        <w:rPr>
+          <w:rFonts w:ascii="Microsoft YaHei" w:hAnsi="Microsoft YaHei" w:eastAsia="Microsoft YaHei"/>
+          <w:b w:val="0"/>
+          <w:sz w:val="21"/>
+        </w:rPr>
+      </w:r>
+      <w:r>
+        <w:rPr>
+          <w:rFonts w:ascii="Microsoft YaHei" w:hAnsi="Microsoft YaHei" w:eastAsia="Microsoft YaHei"/>
+          <w:b/>
+          <w:color w:val="007046"/>
+          <w:sz w:val="27"/>
+        </w:rPr>
+        <w:t>图集阅读与一致性补充说明</w:t>
+      </w:r>
+    </w:p>
+    <w:p>
+      <w:pPr>
+        <w:spacing w:line="269" w:lineRule="auto" w:after="60"/>
+      </w:pPr>
+      <w:r>
+        <w:rPr>
+          <w:rFonts w:ascii="Microsoft YaHei" w:hAnsi="Microsoft YaHei" w:eastAsia="Microsoft YaHei"/>
+          <w:b w:val="0"/>
+          <w:sz w:val="21"/>
+        </w:rPr>
+      </w:r>
+      <w:r>
+        <w:rPr>
+          <w:rFonts w:ascii="Microsoft YaHei" w:hAnsi="Microsoft YaHei" w:eastAsia="Microsoft YaHei"/>
+          <w:b w:val="0"/>
+          <w:sz w:val="21"/>
+        </w:rPr>
+        <w:t>C4 图集按“由外到内”的阅读顺序组织：L1 先说明系统与外部参与者的边界，L2 说明容器和部署单元，L3 解释预约/会员服务内部组件，L4 展示预约核心对象协作。这样可以避免一开始就陷入类或接口细节。</w:t>
+      </w:r>
+    </w:p>
+    <w:p>
+      <w:pPr>
+        <w:spacing w:line="269" w:lineRule="auto" w:after="60"/>
+      </w:pPr>
+      <w:r>
+        <w:rPr>
+          <w:rFonts w:ascii="Microsoft YaHei" w:hAnsi="Microsoft YaHei" w:eastAsia="Microsoft YaHei"/>
+          <w:b w:val="0"/>
+          <w:sz w:val="21"/>
+        </w:rPr>
+      </w:r>
+      <w:r>
+        <w:rPr>
+          <w:rFonts w:ascii="Microsoft YaHei" w:hAnsi="Microsoft YaHei" w:eastAsia="Microsoft YaHei"/>
+          <w:b w:val="0"/>
+          <w:sz w:val="21"/>
+        </w:rPr>
+        <w:t>每张图都应回答一个不同层次的问题：谁在使用系统、系统由哪些容器构成、核心服务内部由哪些组件协作、关键业务规则最终落在哪些对象上。若一张图无法回答对应问题，就需要回到 PlantUML 源文件修正。</w:t>
+      </w:r>
+    </w:p>
+    <w:p>
+      <w:pPr>
+        <w:spacing w:line="269" w:lineRule="auto" w:after="60"/>
+      </w:pPr>
+      <w:r>
+        <w:rPr>
+          <w:rFonts w:ascii="Microsoft YaHei" w:hAnsi="Microsoft YaHei" w:eastAsia="Microsoft YaHei"/>
+          <w:b w:val="0"/>
+          <w:sz w:val="21"/>
+        </w:rPr>
+      </w:r>
+      <w:r>
+        <w:rPr>
+          <w:rFonts w:ascii="Microsoft YaHei" w:hAnsi="Microsoft YaHei" w:eastAsia="Microsoft YaHei"/>
+          <w:b w:val="0"/>
+          <w:sz w:val="21"/>
+        </w:rPr>
+        <w:t>图集中的服务名称、接口方向和数据对象需要与 OpenAPI、数据字典和 ADR 同步。特别是预约服务、会员服务、支付适配器和通知服务的边界，不能在图、表、接口中出现不同叫法。</w:t>
+      </w:r>
+    </w:p>
+    <w:tbl>
+      <w:tblPr>
+        <w:tblStyle w:val="TableGrid"/>
+        <w:tblW w:type="auto" w:w="0"/>
+        <w:jc w:val="center"/>
+        <w:tblLook w:firstColumn="1" w:firstRow="1" w:lastColumn="0" w:lastRow="0" w:noHBand="0" w:noVBand="1" w:val="04A0"/>
+      </w:tblPr>
+      <w:tblGrid>
+        <w:gridCol w:w="3249"/>
+        <w:gridCol w:w="3249"/>
+        <w:gridCol w:w="3249"/>
+      </w:tblGrid>
+      <w:tr>
+        <w:trPr>
+          <w:tblHeader w:val="true"/>
+        </w:trPr>
+        <w:tc>
+          <w:tcPr>
+            <w:tcW w:type="dxa" w:w="3249"/>
+            <w:vAlign w:val="center"/>
+            <w:shd w:fill="EAF6EF"/>
+          </w:tcPr>
+          <w:p>
+            <w:pPr>
+              <w:spacing w:line="259" w:lineRule="auto" w:after="20"/>
+            </w:pPr>
+            <w:r>
+              <w:rPr>
+                <w:rFonts w:ascii="Microsoft YaHei" w:hAnsi="Microsoft YaHei" w:eastAsia="Microsoft YaHei"/>
+                <w:b w:val="0"/>
+                <w:sz w:val="19"/>
+              </w:rPr>
+            </w:r>
+            <w:r>
+              <w:rPr>
+                <w:rFonts w:ascii="Microsoft YaHei" w:hAnsi="Microsoft YaHei" w:eastAsia="Microsoft YaHei"/>
+                <w:b/>
+                <w:color w:val="007046"/>
+                <w:sz w:val="19"/>
+              </w:rPr>
+              <w:t>层级</w:t>
+            </w:r>
+          </w:p>
+        </w:tc>
+        <w:tc>
+          <w:tcPr>
+            <w:tcW w:type="dxa" w:w="3249"/>
+            <w:vAlign w:val="center"/>
+            <w:shd w:fill="EAF6EF"/>
+          </w:tcPr>
+          <w:p>
+            <w:pPr>
+              <w:spacing w:line="259" w:lineRule="auto" w:after="20"/>
+            </w:pPr>
+            <w:r>
+              <w:rPr>
+                <w:rFonts w:ascii="Microsoft YaHei" w:hAnsi="Microsoft YaHei" w:eastAsia="Microsoft YaHei"/>
+                <w:b w:val="0"/>
+                <w:sz w:val="19"/>
+              </w:rPr>
+            </w:r>
+            <w:r>
+              <w:rPr>
+                <w:rFonts w:ascii="Microsoft YaHei" w:hAnsi="Microsoft YaHei" w:eastAsia="Microsoft YaHei"/>
+                <w:b/>
+                <w:color w:val="007046"/>
+                <w:sz w:val="19"/>
+              </w:rPr>
+              <w:t>阅读重点</w:t>
+            </w:r>
+          </w:p>
+        </w:tc>
+        <w:tc>
+          <w:tcPr>
+            <w:tcW w:type="dxa" w:w="3249"/>
+            <w:vAlign w:val="center"/>
+            <w:shd w:fill="EAF6EF"/>
+          </w:tcPr>
+          <w:p>
+            <w:pPr>
+              <w:spacing w:line="259" w:lineRule="auto" w:after="20"/>
+            </w:pPr>
+            <w:r>
+              <w:rPr>
+                <w:rFonts w:ascii="Microsoft YaHei" w:hAnsi="Microsoft YaHei" w:eastAsia="Microsoft YaHei"/>
+                <w:b w:val="0"/>
+                <w:sz w:val="19"/>
+              </w:rPr>
+            </w:r>
+            <w:r>
+              <w:rPr>
+                <w:rFonts w:ascii="Microsoft YaHei" w:hAnsi="Microsoft YaHei" w:eastAsia="Microsoft YaHei"/>
+                <w:b/>
+                <w:color w:val="007046"/>
+                <w:sz w:val="19"/>
+              </w:rPr>
+              <w:t>检查依据</w:t>
+            </w:r>
+          </w:p>
+        </w:tc>
+      </w:tr>
+      <w:tr>
+        <w:tc>
+          <w:tcPr>
+            <w:tcW w:type="dxa" w:w="3249"/>
+            <w:vAlign w:val="center"/>
+          </w:tcPr>
+          <w:p>
+            <w:pPr>
+              <w:spacing w:line="259" w:lineRule="auto" w:after="20"/>
+            </w:pPr>
+            <w:r>
+              <w:rPr>
+                <w:rFonts w:ascii="Microsoft YaHei" w:hAnsi="Microsoft YaHei" w:eastAsia="Microsoft YaHei"/>
+                <w:b w:val="0"/>
+                <w:sz w:val="19"/>
+              </w:rPr>
+            </w:r>
+            <w:r>
+              <w:rPr>
+                <w:rFonts w:ascii="Microsoft YaHei" w:hAnsi="Microsoft YaHei" w:eastAsia="Microsoft YaHei"/>
+                <w:b w:val="0"/>
+                <w:sz w:val="18"/>
+              </w:rPr>
+              <w:t>L1 系统上下文</w:t>
+            </w:r>
+          </w:p>
+        </w:tc>
+        <w:tc>
+          <w:tcPr>
+            <w:tcW w:type="dxa" w:w="3249"/>
+            <w:vAlign w:val="center"/>
+          </w:tcPr>
+          <w:p>
+            <w:pPr>
+              <w:spacing w:line="259" w:lineRule="auto" w:after="20"/>
+            </w:pPr>
+            <w:r>
+              <w:rPr>
+                <w:rFonts w:ascii="Microsoft YaHei" w:hAnsi="Microsoft YaHei" w:eastAsia="Microsoft YaHei"/>
+                <w:b w:val="0"/>
+                <w:sz w:val="19"/>
+              </w:rPr>
+            </w:r>
+            <w:r>
+              <w:rPr>
+                <w:rFonts w:ascii="Microsoft YaHei" w:hAnsi="Microsoft YaHei" w:eastAsia="Microsoft YaHei"/>
+                <w:b w:val="0"/>
+                <w:sz w:val="18"/>
+              </w:rPr>
+              <w:t>识别顾客、店员、店长和外部平台，说明系统责任边界。</w:t>
+            </w:r>
+          </w:p>
+        </w:tc>
+        <w:tc>
+          <w:tcPr>
+            <w:tcW w:type="dxa" w:w="3249"/>
+            <w:vAlign w:val="center"/>
+          </w:tcPr>
+          <w:p>
+            <w:pPr>
+              <w:spacing w:line="259" w:lineRule="auto" w:after="20"/>
+            </w:pPr>
+            <w:r>
+              <w:rPr>
+                <w:rFonts w:ascii="Microsoft YaHei" w:hAnsi="Microsoft YaHei" w:eastAsia="Microsoft YaHei"/>
+                <w:b w:val="0"/>
+                <w:sz w:val="19"/>
+              </w:rPr>
+            </w:r>
+            <w:r>
+              <w:rPr>
+                <w:rFonts w:ascii="Microsoft YaHei" w:hAnsi="Microsoft YaHei" w:eastAsia="Microsoft YaHei"/>
+                <w:b w:val="0"/>
+                <w:sz w:val="18"/>
+              </w:rPr>
+              <w:t>实验一角色与 D2-2 参与者。</w:t>
+            </w:r>
+          </w:p>
+        </w:tc>
+      </w:tr>
+      <w:tr>
+        <w:tc>
+          <w:tcPr>
+            <w:tcW w:type="dxa" w:w="3249"/>
+            <w:vAlign w:val="center"/>
+          </w:tcPr>
+          <w:p>
+            <w:pPr>
+              <w:spacing w:line="259" w:lineRule="auto" w:after="20"/>
+            </w:pPr>
+            <w:r>
+              <w:rPr>
+                <w:rFonts w:ascii="Microsoft YaHei" w:hAnsi="Microsoft YaHei" w:eastAsia="Microsoft YaHei"/>
+                <w:b w:val="0"/>
+                <w:sz w:val="19"/>
+              </w:rPr>
+            </w:r>
+            <w:r>
+              <w:rPr>
+                <w:rFonts w:ascii="Microsoft YaHei" w:hAnsi="Microsoft YaHei" w:eastAsia="Microsoft YaHei"/>
+                <w:b w:val="0"/>
+                <w:sz w:val="18"/>
+              </w:rPr>
+              <w:t>L2 容器图</w:t>
+            </w:r>
+          </w:p>
+        </w:tc>
+        <w:tc>
+          <w:tcPr>
+            <w:tcW w:type="dxa" w:w="3249"/>
+            <w:vAlign w:val="center"/>
+          </w:tcPr>
+          <w:p>
+            <w:pPr>
+              <w:spacing w:line="259" w:lineRule="auto" w:after="20"/>
+            </w:pPr>
+            <w:r>
+              <w:rPr>
+                <w:rFonts w:ascii="Microsoft YaHei" w:hAnsi="Microsoft YaHei" w:eastAsia="Microsoft YaHei"/>
+                <w:b w:val="0"/>
+                <w:sz w:val="19"/>
+              </w:rPr>
+            </w:r>
+            <w:r>
+              <w:rPr>
+                <w:rFonts w:ascii="Microsoft YaHei" w:hAnsi="Microsoft YaHei" w:eastAsia="Microsoft YaHei"/>
+                <w:b w:val="0"/>
+                <w:sz w:val="18"/>
+              </w:rPr>
+              <w:t>展示 Web 前端、预约服务、会员服务、支付适配器、通知服务、运营后台和数据库。</w:t>
+            </w:r>
+          </w:p>
+        </w:tc>
+        <w:tc>
+          <w:tcPr>
+            <w:tcW w:type="dxa" w:w="3249"/>
+            <w:vAlign w:val="center"/>
+          </w:tcPr>
+          <w:p>
+            <w:pPr>
+              <w:spacing w:line="259" w:lineRule="auto" w:after="20"/>
+            </w:pPr>
+            <w:r>
+              <w:rPr>
+                <w:rFonts w:ascii="Microsoft YaHei" w:hAnsi="Microsoft YaHei" w:eastAsia="Microsoft YaHei"/>
+                <w:b w:val="0"/>
+                <w:sz w:val="19"/>
+              </w:rPr>
+            </w:r>
+            <w:r>
+              <w:rPr>
+                <w:rFonts w:ascii="Microsoft YaHei" w:hAnsi="Microsoft YaHei" w:eastAsia="Microsoft YaHei"/>
+                <w:b w:val="0"/>
+                <w:sz w:val="18"/>
+              </w:rPr>
+              <w:t>D2-3 最终架构方案、ADR-0002。</w:t>
+            </w:r>
+          </w:p>
+        </w:tc>
+      </w:tr>
+      <w:tr>
+        <w:tc>
+          <w:tcPr>
+            <w:tcW w:type="dxa" w:w="3249"/>
+            <w:vAlign w:val="center"/>
+          </w:tcPr>
+          <w:p>
+            <w:pPr>
+              <w:spacing w:line="259" w:lineRule="auto" w:after="20"/>
+            </w:pPr>
+            <w:r>
+              <w:rPr>
+                <w:rFonts w:ascii="Microsoft YaHei" w:hAnsi="Microsoft YaHei" w:eastAsia="Microsoft YaHei"/>
+                <w:b w:val="0"/>
+                <w:sz w:val="19"/>
+              </w:rPr>
+            </w:r>
+            <w:r>
+              <w:rPr>
+                <w:rFonts w:ascii="Microsoft YaHei" w:hAnsi="Microsoft YaHei" w:eastAsia="Microsoft YaHei"/>
+                <w:b w:val="0"/>
+                <w:sz w:val="18"/>
+              </w:rPr>
+              <w:t>L3 组件图</w:t>
+            </w:r>
+          </w:p>
+        </w:tc>
+        <w:tc>
+          <w:tcPr>
+            <w:tcW w:type="dxa" w:w="3249"/>
+            <w:vAlign w:val="center"/>
+          </w:tcPr>
+          <w:p>
+            <w:pPr>
+              <w:spacing w:line="259" w:lineRule="auto" w:after="20"/>
+            </w:pPr>
+            <w:r>
+              <w:rPr>
+                <w:rFonts w:ascii="Microsoft YaHei" w:hAnsi="Microsoft YaHei" w:eastAsia="Microsoft YaHei"/>
+                <w:b w:val="0"/>
+                <w:sz w:val="19"/>
+              </w:rPr>
+            </w:r>
+            <w:r>
+              <w:rPr>
+                <w:rFonts w:ascii="Microsoft YaHei" w:hAnsi="Microsoft YaHei" w:eastAsia="Microsoft YaHei"/>
+                <w:b w:val="0"/>
+                <w:sz w:val="18"/>
+              </w:rPr>
+              <w:t>说明预约/会员服务内部组件、接口、仓储和领域规则。</w:t>
+            </w:r>
+          </w:p>
+        </w:tc>
+        <w:tc>
+          <w:tcPr>
+            <w:tcW w:type="dxa" w:w="3249"/>
+            <w:vAlign w:val="center"/>
+          </w:tcPr>
+          <w:p>
+            <w:pPr>
+              <w:spacing w:line="259" w:lineRule="auto" w:after="20"/>
+            </w:pPr>
+            <w:r>
+              <w:rPr>
+                <w:rFonts w:ascii="Microsoft YaHei" w:hAnsi="Microsoft YaHei" w:eastAsia="Microsoft YaHei"/>
+                <w:b w:val="0"/>
+                <w:sz w:val="19"/>
+              </w:rPr>
+            </w:r>
+            <w:r>
+              <w:rPr>
+                <w:rFonts w:ascii="Microsoft YaHei" w:hAnsi="Microsoft YaHei" w:eastAsia="Microsoft YaHei"/>
+                <w:b w:val="0"/>
+                <w:sz w:val="18"/>
+              </w:rPr>
+              <w:t>OpenAPI 路径、D2-6 数据字典。</w:t>
+            </w:r>
+          </w:p>
+        </w:tc>
+      </w:tr>
+      <w:tr>
+        <w:tc>
+          <w:tcPr>
+            <w:tcW w:type="dxa" w:w="3249"/>
+            <w:vAlign w:val="center"/>
+          </w:tcPr>
+          <w:p>
+            <w:pPr>
+              <w:spacing w:line="259" w:lineRule="auto" w:after="20"/>
+            </w:pPr>
+            <w:r>
+              <w:rPr>
+                <w:rFonts w:ascii="Microsoft YaHei" w:hAnsi="Microsoft YaHei" w:eastAsia="Microsoft YaHei"/>
+                <w:b w:val="0"/>
+                <w:sz w:val="19"/>
+              </w:rPr>
+            </w:r>
+            <w:r>
+              <w:rPr>
+                <w:rFonts w:ascii="Microsoft YaHei" w:hAnsi="Microsoft YaHei" w:eastAsia="Microsoft YaHei"/>
+                <w:b w:val="0"/>
+                <w:sz w:val="18"/>
+              </w:rPr>
+              <w:t>L4 代码图</w:t>
+            </w:r>
+          </w:p>
+        </w:tc>
+        <w:tc>
+          <w:tcPr>
+            <w:tcW w:type="dxa" w:w="3249"/>
+            <w:vAlign w:val="center"/>
+          </w:tcPr>
+          <w:p>
+            <w:pPr>
+              <w:spacing w:line="259" w:lineRule="auto" w:after="20"/>
+            </w:pPr>
+            <w:r>
+              <w:rPr>
+                <w:rFonts w:ascii="Microsoft YaHei" w:hAnsi="Microsoft YaHei" w:eastAsia="Microsoft YaHei"/>
+                <w:b w:val="0"/>
+                <w:sz w:val="19"/>
+              </w:rPr>
+            </w:r>
+            <w:r>
+              <w:rPr>
+                <w:rFonts w:ascii="Microsoft YaHei" w:hAnsi="Microsoft YaHei" w:eastAsia="Microsoft YaHei"/>
+                <w:b w:val="0"/>
+                <w:sz w:val="18"/>
+              </w:rPr>
+              <w:t>展示预约创建、容量锁、状态变更等关键对象协作。</w:t>
+            </w:r>
+          </w:p>
+        </w:tc>
+        <w:tc>
+          <w:tcPr>
+            <w:tcW w:type="dxa" w:w="3249"/>
+            <w:vAlign w:val="center"/>
+          </w:tcPr>
+          <w:p>
+            <w:pPr>
+              <w:spacing w:line="259" w:lineRule="auto" w:after="20"/>
+            </w:pPr>
+            <w:r>
+              <w:rPr>
+                <w:rFonts w:ascii="Microsoft YaHei" w:hAnsi="Microsoft YaHei" w:eastAsia="Microsoft YaHei"/>
+                <w:b w:val="0"/>
+                <w:sz w:val="19"/>
+              </w:rPr>
+            </w:r>
+            <w:r>
+              <w:rPr>
+                <w:rFonts w:ascii="Microsoft YaHei" w:hAnsi="Microsoft YaHei" w:eastAsia="Microsoft YaHei"/>
+                <w:b w:val="0"/>
+                <w:sz w:val="18"/>
+              </w:rPr>
+              <w:t>Top-10 QAS 和测试用例。</w:t>
+            </w:r>
+          </w:p>
+        </w:tc>
+      </w:tr>
+    </w:tbl>
+    <w:p>
+      <w:pPr>
+        <w:spacing w:line="269" w:lineRule="auto" w:after="60"/>
+      </w:pPr>
     </w:p>
     <w:sectPr>
       <w:pgSz w:w="12240" w:h="15840"/>
